--- a/[03] projects/tomeges-nyomtatas-endre/01_SOURCES/Tömeges tranzakciók.docx
+++ b/[03] projects/tomeges-nyomtatas-endre/01_SOURCES/Tömeges tranzakciók.docx
@@ -11,7 +11,13 @@
         <w:t xml:space="preserve">Tömeges </w:t>
       </w:r>
       <w:r>
-        <w:t>feldogozás</w:t>
+        <w:t>feldo</w:t>
+      </w:r>
+      <w:r>
+        <w:t>l</w:t>
+      </w:r>
+      <w:r>
+        <w:t>gozás</w:t>
       </w:r>
     </w:p>
     <w:p>
@@ -318,7 +324,58 @@
           <w:lang w:eastAsia="hu-HU"/>
           <w14:ligatures w14:val="none"/>
         </w:rPr>
-        <w:t>Ez a mostani előzmény: DHC-ban ZPR_DHC_EXCLUDE.  Ezt kell majd rendbe tenni.</w:t>
+        <w:t xml:space="preserve">Ez a mostani előzmény: </w:t>
+      </w:r>
+      <w:r>
+        <w:rPr>
+          <w:rFonts w:ascii="Aptos" w:eastAsia="Times New Roman" w:hAnsi="Aptos" w:cs="Times New Roman"/>
+          <w:color w:val="000000"/>
+          <w:kern w:val="0"/>
+          <w:lang w:eastAsia="hu-HU"/>
+          <w14:ligatures w14:val="none"/>
+        </w:rPr>
+        <w:br/>
+      </w:r>
+      <w:r>
+        <w:rPr>
+          <w:rFonts w:ascii="Aptos" w:eastAsia="Times New Roman" w:hAnsi="Aptos" w:cs="Times New Roman"/>
+          <w:color w:val="000000"/>
+          <w:kern w:val="0"/>
+          <w:lang w:eastAsia="hu-HU"/>
+          <w14:ligatures w14:val="none"/>
+        </w:rPr>
+        <w:t xml:space="preserve">DHC-ban </w:t>
+      </w:r>
+      <w:r>
+        <w:rPr>
+          <w:rFonts w:ascii="Aptos" w:eastAsia="Times New Roman" w:hAnsi="Aptos" w:cs="Times New Roman"/>
+          <w:color w:val="000000"/>
+          <w:kern w:val="0"/>
+          <w:lang w:eastAsia="hu-HU"/>
+          <w14:ligatures w14:val="none"/>
+        </w:rPr>
+        <w:t>ZPR_DCQM_EXCLUDE</w:t>
+      </w:r>
+      <w:r>
+        <w:rPr>
+          <w:rFonts w:ascii="Aptos" w:eastAsia="Times New Roman" w:hAnsi="Aptos" w:cs="Times New Roman"/>
+          <w:color w:val="000000"/>
+          <w:kern w:val="0"/>
+          <w:lang w:eastAsia="hu-HU"/>
+          <w14:ligatures w14:val="none"/>
+        </w:rPr>
+        <w:t>.  Ezt kell majd rendbe tenni.</w:t>
+      </w:r>
+      <w:r>
+        <w:rPr>
+          <w:rFonts w:ascii="Aptos" w:eastAsia="Times New Roman" w:hAnsi="Aptos" w:cs="Times New Roman"/>
+          <w:color w:val="000000"/>
+          <w:kern w:val="0"/>
+          <w:lang w:eastAsia="hu-HU"/>
+          <w14:ligatures w14:val="none"/>
+        </w:rPr>
+        <w:br/>
+        <w:t>tele van kiremárkolt sorral, erre nincs szükség.</w:t>
       </w:r>
     </w:p>
     <w:p>
@@ -362,6 +419,27 @@
         </w:rPr>
         <w:t>Egy az egybe, csak más a tábla</w:t>
       </w:r>
+      <w:r>
+        <w:rPr>
+          <w:rFonts w:ascii="Aptos" w:eastAsia="Times New Roman" w:hAnsi="Aptos" w:cs="Times New Roman"/>
+          <w:color w:val="000000"/>
+          <w:kern w:val="0"/>
+          <w:lang w:eastAsia="hu-HU"/>
+          <w14:ligatures w14:val="none"/>
+        </w:rPr>
+        <w:t>.</w:t>
+      </w:r>
+    </w:p>
+    <w:p>
+      <w:pPr>
+        <w:rPr>
+          <w:rFonts w:ascii="Aptos" w:eastAsia="Times New Roman" w:hAnsi="Aptos" w:cs="Times New Roman"/>
+          <w:color w:val="000000"/>
+          <w:kern w:val="0"/>
+          <w:lang w:eastAsia="hu-HU"/>
+          <w14:ligatures w14:val="none"/>
+        </w:rPr>
+      </w:pPr>
     </w:p>
     <w:p>
       <w:pPr>
@@ -402,7 +480,27 @@
           <w:lang w:eastAsia="hu-HU"/>
           <w14:ligatures w14:val="none"/>
         </w:rPr>
-        <w:t>Szelekciós képernyő: a QU5 ZEBF_PR_DC tranzakció alapján, és a szelekció pedig ZPR_DCQM táblára.</w:t>
+        <w:t>Szelekciós képernyő: a QU5 ZEBF_PR_DC tranzakció alapján, és a szelekció pedig ZPR</w:t>
+      </w:r>
+      <w:r>
+        <w:rPr>
+          <w:rFonts w:ascii="Aptos" w:eastAsia="Times New Roman" w:hAnsi="Aptos" w:cs="Times New Roman"/>
+          <w:color w:val="000000"/>
+          <w:kern w:val="0"/>
+          <w:lang w:eastAsia="hu-HU"/>
+          <w14:ligatures w14:val="none"/>
+        </w:rPr>
+        <w:t>T</w:t>
+      </w:r>
+      <w:r>
+        <w:rPr>
+          <w:rFonts w:ascii="Aptos" w:eastAsia="Times New Roman" w:hAnsi="Aptos" w:cs="Times New Roman"/>
+          <w:color w:val="000000"/>
+          <w:kern w:val="0"/>
+          <w:lang w:eastAsia="hu-HU"/>
+          <w14:ligatures w14:val="none"/>
+        </w:rPr>
+        <w:t>_DCQM táblára.</w:t>
       </w:r>
     </w:p>
     <w:p>
@@ -528,7 +626,48 @@
           <w:lang w:eastAsia="hu-HU"/>
           <w14:ligatures w14:val="none"/>
         </w:rPr>
-        <w:t>ÚJ FCS ZPR_STOCK</w:t>
+        <w:t xml:space="preserve">ÚJ </w:t>
+      </w:r>
+      <w:r>
+        <w:rPr>
+          <w:rFonts w:ascii="Aptos" w:eastAsia="Times New Roman" w:hAnsi="Aptos" w:cs="Times New Roman"/>
+          <w:color w:val="000000"/>
+          <w:kern w:val="0"/>
+          <w:lang w:eastAsia="hu-HU"/>
+          <w14:ligatures w14:val="none"/>
+        </w:rPr>
+        <w:t>függvénycsoport:</w:t>
+      </w:r>
+      <w:r>
+        <w:rPr>
+          <w:rFonts w:ascii="Aptos" w:eastAsia="Times New Roman" w:hAnsi="Aptos" w:cs="Times New Roman"/>
+          <w:color w:val="000000"/>
+          <w:kern w:val="0"/>
+          <w:lang w:eastAsia="hu-HU"/>
+          <w14:ligatures w14:val="none"/>
+        </w:rPr>
+        <w:t xml:space="preserve"> ZPR_STOCK</w:t>
+      </w:r>
+    </w:p>
+    <w:p>
+      <w:pPr>
+        <w:rPr>
+          <w:rFonts w:ascii="Aptos" w:eastAsia="Times New Roman" w:hAnsi="Aptos" w:cs="Times New Roman"/>
+          <w:color w:val="000000"/>
+          <w:kern w:val="0"/>
+          <w:lang w:eastAsia="hu-HU"/>
+          <w14:ligatures w14:val="none"/>
+        </w:rPr>
+      </w:pPr>
+      <w:r>
+        <w:rPr>
+          <w:rFonts w:ascii="Aptos" w:eastAsia="Times New Roman" w:hAnsi="Aptos" w:cs="Times New Roman"/>
+          <w:color w:val="000000"/>
+          <w:kern w:val="0"/>
+          <w:lang w:eastAsia="hu-HU"/>
+          <w14:ligatures w14:val="none"/>
+        </w:rPr>
+        <w:t>Csomagok:</w:t>
       </w:r>
     </w:p>
     <w:p>
@@ -695,6 +834,7 @@
           <w:lang w:eastAsia="hu-HU"/>
           <w14:ligatures w14:val="none"/>
         </w:rPr>
+        <w:lastRenderedPageBreak/>
         <w:t>ZEBF_PR_STOCK</w:t>
       </w:r>
     </w:p>
@@ -2352,4 +2492,10 @@
     </a:ext>
   </a:extLst>
 </a:theme>
+</file>
+
+<file path=docMetadata/LabelInfo.xml><?xml version="1.0" encoding="utf-8"?>
+<clbl:labelList xmlns:clbl="http://schemas.microsoft.com/office/2020/mipLabelMetadata">
+  <clbl:label id="{42f063bf-ce3a-473c-8609-3866002c85b0}" enabled="1" method="Standard" siteId="{b914a242-e718-443b-a47c-6b4c649d8c0a}" contentBits="0" removed="0"/>
+</clbl:labelList>
 </file>
--- a/[03] projects/tomeges-nyomtatas-endre/01_SOURCES/Tömeges tranzakciók.docx
+++ b/[03] projects/tomeges-nyomtatas-endre/01_SOURCES/Tömeges tranzakciók.docx
@@ -2,7 +2,6 @@
 <file path=word/document.xml><?xml version="1.0" encoding="utf-8"?>
 <w:document xmlns:wpc="http://schemas.microsoft.com/office/word/2010/wordprocessingCanvas" xmlns:cx="http://schemas.microsoft.com/office/drawing/2014/chartex" xmlns:cx1="http://schemas.microsoft.com/office/drawing/2015/9/8/chartex" xmlns:cx2="http://schemas.microsoft.com/office/drawing/2015/10/21/chartex" xmlns:cx3="http://schemas.microsoft.com/office/drawing/2016/5/9/chartex" xmlns:cx4="http://schemas.microsoft.com/office/drawing/2016/5/10/chartex" xmlns:cx5="http://schemas.microsoft.com/office/drawing/2016/5/11/chartex" xmlns:cx6="http://schemas.microsoft.com/office/drawing/2016/5/12/chartex" xmlns:cx7="http://schemas.microsoft.com/office/drawing/2016/5/13/chartex" xmlns:cx8="http://schemas.microsoft.com/office/drawing/2016/5/14/chartex" xmlns:mc="http://schemas.openxmlformats.org/markup-compatibility/2006" xmlns:aink="http://schemas.microsoft.com/office/drawing/2016/ink" xmlns:am3d="http://schemas.microsoft.com/office/drawing/2017/model3d" xmlns:o="urn:schemas-microsoft-com:office:office" xmlns:oel="http://schemas.microsoft.com/office/2019/extlst" xmlns:r="http://schemas.openxmlformats.org/officeDocument/2006/relationships" xmlns:m="http://schemas.openxmlformats.org/officeDocument/2006/math" xmlns:v="urn:schemas-microsoft-com:vml" xmlns:wp14="http://schemas.microsoft.com/office/word/2010/wordprocessingDrawing" xmlns:wp="http://schemas.openxmlformats.org/drawingml/2006/wordprocessingDrawing" xmlns:w10="urn:schemas-microsoft-com:office:word" xmlns:w="http://schemas.openxmlformats.org/wordprocessingml/2006/main" xmlns:w14="http://schemas.microsoft.com/office/word/2010/wordml" xmlns:w15="http://schemas.microsoft.com/office/word/2012/wordml" xmlns:w16cex="http://schemas.microsoft.com/office/word/2018/wordml/cex" xmlns:w16cid="http://schemas.microsoft.com/office/word/2016/wordml/cid" xmlns:w16="http://schemas.microsoft.com/office/word/2018/wordml" xmlns:w16du="http://schemas.microsoft.com/office/word/2023/wordml/word16du" xmlns:w16sdtdh="http://schemas.microsoft.com/office/word/2020/wordml/sdtdatahash" xmlns:w16sdtfl="http://schemas.microsoft.com/office/word/2024/wordml/sdtformatlock" xmlns:w16se="http://schemas.microsoft.com/office/word/2015/wordml/symex" xmlns:wpg="http://schemas.microsoft.com/office/word/2010/wordprocessingGroup" xmlns:wpi="http://schemas.microsoft.com/office/word/2010/wordprocessingInk" xmlns:wne="http://schemas.microsoft.com/office/word/2006/wordml" xmlns:wps="http://schemas.microsoft.com/office/word/2010/wordprocessingShape" mc:Ignorable="w14 w15 w16se w16cid w16 w16cex w16sdtdh w16sdtfl w16du wp14">
   <w:body>
-    <w:p/>
     <w:p>
       <w:pPr>
         <w:pStyle w:val="Cmsor1"/>
@@ -87,15 +86,27 @@
           <w14:ligatures w14:val="none"/>
         </w:rPr>
       </w:pPr>
-      <w:r>
-        <w:rPr>
-          <w:rFonts w:ascii="Aptos" w:eastAsia="Times New Roman" w:hAnsi="Aptos" w:cs="Times New Roman"/>
-          <w:color w:val="000000"/>
-          <w:kern w:val="0"/>
-          <w:lang w:eastAsia="hu-HU"/>
-          <w14:ligatures w14:val="none"/>
-        </w:rPr>
-        <w:t>Levinél lenne az összes csekk: Alapnyomat, kézi csekk, részletfizetés csekk, IS-U és SD számla csekk.</w:t>
+      <w:proofErr w:type="spellStart"/>
+      <w:r>
+        <w:rPr>
+          <w:rFonts w:ascii="Aptos" w:eastAsia="Times New Roman" w:hAnsi="Aptos" w:cs="Times New Roman"/>
+          <w:color w:val="000000"/>
+          <w:kern w:val="0"/>
+          <w:lang w:eastAsia="hu-HU"/>
+          <w14:ligatures w14:val="none"/>
+        </w:rPr>
+        <w:t>Levinél</w:t>
+      </w:r>
+      <w:proofErr w:type="spellEnd"/>
+      <w:r>
+        <w:rPr>
+          <w:rFonts w:ascii="Aptos" w:eastAsia="Times New Roman" w:hAnsi="Aptos" w:cs="Times New Roman"/>
+          <w:color w:val="000000"/>
+          <w:kern w:val="0"/>
+          <w:lang w:eastAsia="hu-HU"/>
+          <w14:ligatures w14:val="none"/>
+        </w:rPr>
+        <w:t xml:space="preserve"> lenne az összes csekk: Alapnyomat, kézi csekk, részletfizetés csekk, IS-U és SD számla csekk.</w:t>
       </w:r>
     </w:p>
     <w:p>
@@ -112,15 +123,27 @@
           <w14:ligatures w14:val="none"/>
         </w:rPr>
       </w:pPr>
-      <w:r>
-        <w:rPr>
-          <w:rFonts w:ascii="Aptos" w:eastAsia="Times New Roman" w:hAnsi="Aptos" w:cs="Times New Roman"/>
-          <w:color w:val="000000"/>
-          <w:kern w:val="0"/>
-          <w:lang w:eastAsia="hu-HU"/>
-          <w14:ligatures w14:val="none"/>
-        </w:rPr>
-        <w:t>Nieszner Tamásnál a kötbér értesítő és a felszólítási díjszámla.</w:t>
+      <w:proofErr w:type="spellStart"/>
+      <w:r>
+        <w:rPr>
+          <w:rFonts w:ascii="Aptos" w:eastAsia="Times New Roman" w:hAnsi="Aptos" w:cs="Times New Roman"/>
+          <w:color w:val="000000"/>
+          <w:kern w:val="0"/>
+          <w:lang w:eastAsia="hu-HU"/>
+          <w14:ligatures w14:val="none"/>
+        </w:rPr>
+        <w:t>Nieszner</w:t>
+      </w:r>
+      <w:proofErr w:type="spellEnd"/>
+      <w:r>
+        <w:rPr>
+          <w:rFonts w:ascii="Aptos" w:eastAsia="Times New Roman" w:hAnsi="Aptos" w:cs="Times New Roman"/>
+          <w:color w:val="000000"/>
+          <w:kern w:val="0"/>
+          <w:lang w:eastAsia="hu-HU"/>
+          <w14:ligatures w14:val="none"/>
+        </w:rPr>
+        <w:t xml:space="preserve"> Tamásnál a kötbér értesítő és a felszólítási díjszámla.</w:t>
       </w:r>
     </w:p>
     <w:p>
@@ -187,7 +210,29 @@
           <w:lang w:eastAsia="hu-HU"/>
           <w14:ligatures w14:val="none"/>
         </w:rPr>
-        <w:t>Abban reménykedem, hogy Levi vagy Tamás végez péntek estig és néhány áthozandó programot még betudunk húzni a fentiek mellé.</w:t>
+        <w:t xml:space="preserve">Abban reménykedem, hogy </w:t>
+      </w:r>
+      <w:proofErr w:type="spellStart"/>
+      <w:r>
+        <w:rPr>
+          <w:rFonts w:ascii="Aptos" w:eastAsia="Times New Roman" w:hAnsi="Aptos" w:cs="Times New Roman"/>
+          <w:color w:val="000000"/>
+          <w:kern w:val="0"/>
+          <w:lang w:eastAsia="hu-HU"/>
+          <w14:ligatures w14:val="none"/>
+        </w:rPr>
+        <w:t>Levi</w:t>
+      </w:r>
+      <w:proofErr w:type="spellEnd"/>
+      <w:r>
+        <w:rPr>
+          <w:rFonts w:ascii="Aptos" w:eastAsia="Times New Roman" w:hAnsi="Aptos" w:cs="Times New Roman"/>
+          <w:color w:val="000000"/>
+          <w:kern w:val="0"/>
+          <w:lang w:eastAsia="hu-HU"/>
+          <w14:ligatures w14:val="none"/>
+        </w:rPr>
+        <w:t xml:space="preserve"> vagy Tamás végez péntek estig és néhány áthozandó programot még betudunk húzni a fentiek mellé.</w:t>
       </w:r>
     </w:p>
     <w:p>
@@ -375,7 +420,29 @@
           <w14:ligatures w14:val="none"/>
         </w:rPr>
         <w:br/>
-        <w:t>tele van kiremárkolt sorral, erre nincs szükség.</w:t>
+        <w:t xml:space="preserve">tele van </w:t>
+      </w:r>
+      <w:proofErr w:type="spellStart"/>
+      <w:r>
+        <w:rPr>
+          <w:rFonts w:ascii="Aptos" w:eastAsia="Times New Roman" w:hAnsi="Aptos" w:cs="Times New Roman"/>
+          <w:color w:val="000000"/>
+          <w:kern w:val="0"/>
+          <w:lang w:eastAsia="hu-HU"/>
+          <w14:ligatures w14:val="none"/>
+        </w:rPr>
+        <w:t>kiremárkolt</w:t>
+      </w:r>
+      <w:proofErr w:type="spellEnd"/>
+      <w:r>
+        <w:rPr>
+          <w:rFonts w:ascii="Aptos" w:eastAsia="Times New Roman" w:hAnsi="Aptos" w:cs="Times New Roman"/>
+          <w:color w:val="000000"/>
+          <w:kern w:val="0"/>
+          <w:lang w:eastAsia="hu-HU"/>
+          <w14:ligatures w14:val="none"/>
+        </w:rPr>
+        <w:t xml:space="preserve"> sorral, erre nincs szükség.</w:t>
       </w:r>
     </w:p>
     <w:p>
@@ -834,28 +901,28 @@
           <w:lang w:eastAsia="hu-HU"/>
           <w14:ligatures w14:val="none"/>
         </w:rPr>
+        <w:t>ZEBF_PR_STOCK</w:t>
+      </w:r>
+    </w:p>
+    <w:p>
+      <w:pPr>
+        <w:rPr>
+          <w:rFonts w:ascii="Aptos" w:eastAsia="Times New Roman" w:hAnsi="Aptos" w:cs="Times New Roman"/>
+          <w:color w:val="000000"/>
+          <w:kern w:val="0"/>
+          <w:lang w:eastAsia="hu-HU"/>
+          <w14:ligatures w14:val="none"/>
+        </w:rPr>
+      </w:pPr>
+      <w:r>
+        <w:rPr>
+          <w:rFonts w:ascii="Aptos" w:eastAsia="Times New Roman" w:hAnsi="Aptos" w:cs="Times New Roman"/>
+          <w:color w:val="000000"/>
+          <w:kern w:val="0"/>
+          <w:lang w:eastAsia="hu-HU"/>
+          <w14:ligatures w14:val="none"/>
+        </w:rPr>
         <w:lastRenderedPageBreak/>
-        <w:t>ZEBF_PR_STOCK</w:t>
-      </w:r>
-    </w:p>
-    <w:p>
-      <w:pPr>
-        <w:rPr>
-          <w:rFonts w:ascii="Aptos" w:eastAsia="Times New Roman" w:hAnsi="Aptos" w:cs="Times New Roman"/>
-          <w:color w:val="000000"/>
-          <w:kern w:val="0"/>
-          <w:lang w:eastAsia="hu-HU"/>
-          <w14:ligatures w14:val="none"/>
-        </w:rPr>
-      </w:pPr>
-      <w:r>
-        <w:rPr>
-          <w:rFonts w:ascii="Aptos" w:eastAsia="Times New Roman" w:hAnsi="Aptos" w:cs="Times New Roman"/>
-          <w:color w:val="000000"/>
-          <w:kern w:val="0"/>
-          <w:lang w:eastAsia="hu-HU"/>
-          <w14:ligatures w14:val="none"/>
-        </w:rPr>
         <w:t>ZEBF_PR_DOC_STATUS</w:t>
       </w:r>
     </w:p>
@@ -944,7 +1011,837 @@
         <w:t>Távlati terv, hogy betudjuk tenni ZPR_COCKPIT első fülére. </w:t>
       </w:r>
     </w:p>
+    <w:p>
+      <w:pPr>
+        <w:rPr>
+          <w:rFonts w:ascii="Aptos" w:eastAsia="Times New Roman" w:hAnsi="Aptos" w:cs="Times New Roman"/>
+          <w:color w:val="000000"/>
+          <w:kern w:val="0"/>
+          <w:lang w:eastAsia="hu-HU"/>
+          <w14:ligatures w14:val="none"/>
+        </w:rPr>
+      </w:pPr>
+      <w:r>
+        <w:rPr>
+          <w:rFonts w:ascii="Aptos" w:eastAsia="Times New Roman" w:hAnsi="Aptos" w:cs="Times New Roman"/>
+          <w:color w:val="000000"/>
+          <w:kern w:val="0"/>
+          <w:lang w:eastAsia="hu-HU"/>
+          <w14:ligatures w14:val="none"/>
+        </w:rPr>
+        <w:t>helyette az összefogó riport:</w:t>
+      </w:r>
+      <w:r>
+        <w:rPr>
+          <w:rFonts w:ascii="Aptos" w:eastAsia="Times New Roman" w:hAnsi="Aptos" w:cs="Times New Roman"/>
+          <w:color w:val="000000"/>
+          <w:kern w:val="0"/>
+          <w:lang w:eastAsia="hu-HU"/>
+          <w14:ligatures w14:val="none"/>
+        </w:rPr>
+        <w:t xml:space="preserve"> </w:t>
+      </w:r>
+      <w:r>
+        <w:rPr>
+          <w:rFonts w:ascii="Aptos" w:eastAsia="Times New Roman" w:hAnsi="Aptos" w:cs="Times New Roman"/>
+          <w:color w:val="000000"/>
+          <w:kern w:val="0"/>
+          <w:lang w:eastAsia="hu-HU"/>
+          <w14:ligatures w14:val="none"/>
+        </w:rPr>
+        <w:t>ZPR_DC_FRAME</w:t>
+      </w:r>
+    </w:p>
+    <w:p>
+      <w:pPr>
+        <w:rPr>
+          <w:rFonts w:ascii="Aptos" w:eastAsia="Times New Roman" w:hAnsi="Aptos" w:cs="Times New Roman"/>
+          <w:color w:val="000000"/>
+          <w:kern w:val="0"/>
+          <w:lang w:eastAsia="hu-HU"/>
+          <w14:ligatures w14:val="none"/>
+        </w:rPr>
+      </w:pPr>
+    </w:p>
+    <w:p>
+      <w:pPr>
+        <w:pBdr>
+          <w:bottom w:val="single" w:sz="6" w:space="1" w:color="auto"/>
+        </w:pBdr>
+        <w:rPr>
+          <w:rFonts w:ascii="Aptos" w:eastAsia="Times New Roman" w:hAnsi="Aptos" w:cs="Times New Roman"/>
+          <w:color w:val="000000"/>
+          <w:kern w:val="0"/>
+          <w:lang w:eastAsia="hu-HU"/>
+          <w14:ligatures w14:val="none"/>
+        </w:rPr>
+      </w:pPr>
+    </w:p>
+    <w:p>
+      <w:r>
+        <w:t>ok-</w:t>
+      </w:r>
+      <w:r>
+        <w:tab/>
+      </w:r>
+      <w:r>
+        <w:t xml:space="preserve">Stockra F4 </w:t>
+      </w:r>
+      <w:proofErr w:type="spellStart"/>
+      <w:r>
+        <w:t>help</w:t>
+      </w:r>
+      <w:proofErr w:type="spellEnd"/>
+      <w:r>
+        <w:t xml:space="preserve">. </w:t>
+      </w:r>
+      <w:proofErr w:type="gramStart"/>
+      <w:r>
+        <w:t>Olyan</w:t>
+      </w:r>
+      <w:proofErr w:type="gramEnd"/>
+      <w:r>
+        <w:t xml:space="preserve"> mint a QU5.</w:t>
+      </w:r>
+    </w:p>
     <w:p/>
+    <w:p>
+      <w:r>
+        <w:t>ok-</w:t>
+      </w:r>
+      <w:r>
+        <w:tab/>
+      </w:r>
+      <w:r>
+        <w:t xml:space="preserve">Van egy olyan tranzakció: ZPR_DCMQ_EXCLUDE és ezt úgy megpatkolni, hogy pont úgy nézzen </w:t>
+      </w:r>
+      <w:proofErr w:type="gramStart"/>
+      <w:r>
+        <w:t>ki</w:t>
+      </w:r>
+      <w:proofErr w:type="gramEnd"/>
+      <w:r>
+        <w:t xml:space="preserve"> mint az QU5. Tehát 4 </w:t>
+      </w:r>
+      <w:proofErr w:type="spellStart"/>
+      <w:r>
+        <w:t>radiobutton</w:t>
+      </w:r>
+      <w:proofErr w:type="spellEnd"/>
+      <w:r>
+        <w:t>.</w:t>
+      </w:r>
+    </w:p>
+    <w:p>
+      <w:r>
+        <w:t xml:space="preserve">ZEBF_PR_DC_FRAME                 Data </w:t>
+      </w:r>
+      <w:proofErr w:type="spellStart"/>
+      <w:proofErr w:type="gramStart"/>
+      <w:r>
+        <w:t>Control</w:t>
+      </w:r>
+      <w:proofErr w:type="spellEnd"/>
+      <w:r>
+        <w:t>(</w:t>
+      </w:r>
+      <w:proofErr w:type="gramEnd"/>
+      <w:r>
+        <w:t>DC): Műveletek</w:t>
+      </w:r>
+      <w:r>
+        <w:t xml:space="preserve">   </w:t>
+      </w:r>
+      <w:proofErr w:type="spellStart"/>
+      <w:r>
+        <w:t>tranzalció</w:t>
+      </w:r>
+      <w:proofErr w:type="spellEnd"/>
+      <w:r>
+        <w:t xml:space="preserve"> az U5-ben</w:t>
+      </w:r>
+    </w:p>
+    <w:p>
+      <w:r>
+        <w:t xml:space="preserve">DHC-ben </w:t>
+      </w:r>
+      <w:r>
+        <w:t>Z</w:t>
+      </w:r>
+      <w:r>
+        <w:t>PR</w:t>
+      </w:r>
+      <w:r>
+        <w:t>_PR_DC_FRAME</w:t>
+      </w:r>
+      <w:r>
+        <w:br/>
+        <w:t xml:space="preserve">de lehet erre gondolt: </w:t>
+      </w:r>
+      <w:r>
+        <w:t>ZPR_COCKPIT</w:t>
+      </w:r>
+      <w:r>
+        <w:t xml:space="preserve"> DHC- </w:t>
+      </w:r>
+      <w:proofErr w:type="spellStart"/>
+      <w:r>
+        <w:t>ben</w:t>
+      </w:r>
+      <w:proofErr w:type="spellEnd"/>
+    </w:p>
+    <w:p>
+      <w:pPr>
+        <w:ind w:left="720"/>
+      </w:pPr>
+    </w:p>
+    <w:p>
+      <w:r>
+        <w:rPr>
+          <w:b/>
+          <w:bCs/>
+          <w:color w:val="FF0000"/>
+        </w:rPr>
+        <w:t>???-</w:t>
+      </w:r>
+      <w:r>
+        <w:tab/>
+      </w:r>
+      <w:r>
+        <w:t>Státusz állítóra: ZCL_PR_STOCK</w:t>
+      </w:r>
+      <w:r>
+        <w:t>-&gt;</w:t>
+      </w:r>
+      <w:r>
+        <w:t>UPD</w:t>
+      </w:r>
+      <w:r>
+        <w:t>AT</w:t>
+      </w:r>
+      <w:r>
+        <w:t xml:space="preserve">E_STATUS.  üresről DM az a jóváhagyás és </w:t>
+      </w:r>
+      <w:proofErr w:type="spellStart"/>
+      <w:r>
+        <w:t>DM-ről</w:t>
+      </w:r>
+      <w:proofErr w:type="spellEnd"/>
+      <w:r>
+        <w:t xml:space="preserve"> üres a visszavonás.</w:t>
+      </w:r>
+    </w:p>
+    <w:p>
+      <w:r>
+        <w:t>a kolléga nem ajánlja a használatát :D</w:t>
+      </w:r>
+    </w:p>
+    <w:tbl>
+      <w:tblPr>
+        <w:tblW w:w="0" w:type="auto"/>
+        <w:tblCellSpacing w:w="15" w:type="dxa"/>
+        <w:tblCellMar>
+          <w:top w:w="15" w:type="dxa"/>
+          <w:left w:w="15" w:type="dxa"/>
+          <w:bottom w:w="15" w:type="dxa"/>
+          <w:right w:w="15" w:type="dxa"/>
+        </w:tblCellMar>
+        <w:tblLook w:val="04A0" w:firstRow="1" w:lastRow="0" w:firstColumn="1" w:lastColumn="0" w:noHBand="0" w:noVBand="1"/>
+      </w:tblPr>
+      <w:tblGrid>
+        <w:gridCol w:w="2129"/>
+        <w:gridCol w:w="3055"/>
+        <w:gridCol w:w="3882"/>
+      </w:tblGrid>
+      <w:tr>
+        <w:trPr>
+          <w:tblHeader/>
+          <w:tblCellSpacing w:w="15" w:type="dxa"/>
+        </w:trPr>
+        <w:tc>
+          <w:tcPr>
+            <w:tcW w:w="0" w:type="auto"/>
+            <w:vAlign w:val="center"/>
+            <w:hideMark/>
+          </w:tcPr>
+          <w:p>
+            <w:pPr>
+              <w:rPr>
+                <w:b/>
+                <w:bCs/>
+              </w:rPr>
+            </w:pPr>
+            <w:r>
+              <w:rPr>
+                <w:b/>
+                <w:bCs/>
+              </w:rPr>
+              <w:t>Metódus</w:t>
+            </w:r>
+          </w:p>
+        </w:tc>
+        <w:tc>
+          <w:tcPr>
+            <w:tcW w:w="0" w:type="auto"/>
+            <w:vAlign w:val="center"/>
+            <w:hideMark/>
+          </w:tcPr>
+          <w:p>
+            <w:pPr>
+              <w:rPr>
+                <w:b/>
+                <w:bCs/>
+              </w:rPr>
+            </w:pPr>
+            <w:r>
+              <w:rPr>
+                <w:b/>
+                <w:bCs/>
+              </w:rPr>
+              <w:t>Hol használhatnánk?</w:t>
+            </w:r>
+          </w:p>
+        </w:tc>
+        <w:tc>
+          <w:tcPr>
+            <w:tcW w:w="0" w:type="auto"/>
+            <w:vAlign w:val="center"/>
+            <w:hideMark/>
+          </w:tcPr>
+          <w:p>
+            <w:pPr>
+              <w:rPr>
+                <w:b/>
+                <w:bCs/>
+              </w:rPr>
+            </w:pPr>
+            <w:r>
+              <w:rPr>
+                <w:b/>
+                <w:bCs/>
+              </w:rPr>
+              <w:t>Értékelés</w:t>
+            </w:r>
+          </w:p>
+        </w:tc>
+      </w:tr>
+      <w:tr>
+        <w:trPr>
+          <w:tblCellSpacing w:w="15" w:type="dxa"/>
+        </w:trPr>
+        <w:tc>
+          <w:tcPr>
+            <w:tcW w:w="0" w:type="auto"/>
+            <w:vAlign w:val="center"/>
+            <w:hideMark/>
+          </w:tcPr>
+          <w:p>
+            <w:r>
+              <w:t>GET_STOCK_HEADER</w:t>
+            </w:r>
+          </w:p>
+        </w:tc>
+        <w:tc>
+          <w:tcPr>
+            <w:tcW w:w="0" w:type="auto"/>
+            <w:vAlign w:val="center"/>
+            <w:hideMark/>
+          </w:tcPr>
+          <w:p>
+            <w:r>
+              <w:t>ZPR_DC_FRAME és ZPR_DCQM_EXCLUDE: CHECK_STOCKID</w:t>
+            </w:r>
+          </w:p>
+        </w:tc>
+        <w:tc>
+          <w:tcPr>
+            <w:tcW w:w="0" w:type="auto"/>
+            <w:vAlign w:val="center"/>
+            <w:hideMark/>
+          </w:tcPr>
+          <w:p>
+            <w:r>
+              <w:t xml:space="preserve">Használható jelölt: beolvassa a </w:t>
+            </w:r>
+            <w:proofErr w:type="spellStart"/>
+            <w:r>
+              <w:t>stockot</w:t>
+            </w:r>
+            <w:proofErr w:type="spellEnd"/>
+            <w:r>
+              <w:t xml:space="preserve">, nem létező </w:t>
+            </w:r>
+            <w:proofErr w:type="spellStart"/>
+            <w:r>
+              <w:t>stocknál</w:t>
+            </w:r>
+            <w:proofErr w:type="spellEnd"/>
+            <w:r>
+              <w:t xml:space="preserve"> kivételt dob. A visszatérő struktúrát és a kivételkezelést ellenőrizni kell.</w:t>
+            </w:r>
+          </w:p>
+        </w:tc>
+      </w:tr>
+      <w:tr>
+        <w:trPr>
+          <w:tblCellSpacing w:w="15" w:type="dxa"/>
+        </w:trPr>
+        <w:tc>
+          <w:tcPr>
+            <w:tcW w:w="0" w:type="auto"/>
+            <w:vAlign w:val="center"/>
+            <w:hideMark/>
+          </w:tcPr>
+          <w:p>
+            <w:r>
+              <w:t>CHECK_STATUS</w:t>
+            </w:r>
+          </w:p>
+        </w:tc>
+        <w:tc>
+          <w:tcPr>
+            <w:tcW w:w="0" w:type="auto"/>
+            <w:vAlign w:val="center"/>
+            <w:hideMark/>
+          </w:tcPr>
+          <w:p>
+            <w:r>
+              <w:t>DC engedélyezés/visszavétel előtt</w:t>
+            </w:r>
+          </w:p>
+        </w:tc>
+        <w:tc>
+          <w:tcPr>
+            <w:tcW w:w="0" w:type="auto"/>
+            <w:vAlign w:val="center"/>
+            <w:hideMark/>
+          </w:tcPr>
+          <w:p>
+            <w:r>
+              <w:t>Csak akkor, ha ezek a műveletek a STATUS átmeneteit is jelentik. A jelenlegi jelzőellenőrzéseket nem helyettesíti.</w:t>
+            </w:r>
+          </w:p>
+        </w:tc>
+      </w:tr>
+      <w:tr>
+        <w:trPr>
+          <w:tblCellSpacing w:w="15" w:type="dxa"/>
+        </w:trPr>
+        <w:tc>
+          <w:tcPr>
+            <w:tcW w:w="0" w:type="auto"/>
+            <w:vAlign w:val="center"/>
+            <w:hideMark/>
+          </w:tcPr>
+          <w:p>
+            <w:r>
+              <w:t>UPDATE_STATUS</w:t>
+            </w:r>
+          </w:p>
+        </w:tc>
+        <w:tc>
+          <w:tcPr>
+            <w:tcW w:w="0" w:type="auto"/>
+            <w:vAlign w:val="center"/>
+            <w:hideMark/>
+          </w:tcPr>
+          <w:p>
+            <w:r>
+              <w:t>CHANGE_DC_STATUS</w:t>
+            </w:r>
+          </w:p>
+        </w:tc>
+        <w:tc>
+          <w:tcPr>
+            <w:tcW w:w="0" w:type="auto"/>
+            <w:vAlign w:val="center"/>
+            <w:hideMark/>
+          </w:tcPr>
+          <w:p>
+            <w:r>
+              <w:t>Közvetlenül nem megfelelő: csak STATUS-t ír, DCCOMPL-t és módosítási adatokat nem. Saját COMMIT/ROLLBACK is van benne.</w:t>
+            </w:r>
+          </w:p>
+        </w:tc>
+      </w:tr>
+      <w:tr>
+        <w:trPr>
+          <w:tblCellSpacing w:w="15" w:type="dxa"/>
+        </w:trPr>
+        <w:tc>
+          <w:tcPr>
+            <w:tcW w:w="0" w:type="auto"/>
+            <w:vAlign w:val="center"/>
+            <w:hideMark/>
+          </w:tcPr>
+          <w:p>
+            <w:r>
+              <w:t>CLOSE_STOCK</w:t>
+            </w:r>
+          </w:p>
+        </w:tc>
+        <w:tc>
+          <w:tcPr>
+            <w:tcW w:w="0" w:type="auto"/>
+            <w:vAlign w:val="center"/>
+            <w:hideMark/>
+          </w:tcPr>
+          <w:p>
+            <w:r>
+              <w:t xml:space="preserve">Későbbi </w:t>
+            </w:r>
+            <w:proofErr w:type="spellStart"/>
+            <w:r>
+              <w:t>stocklezárási</w:t>
+            </w:r>
+            <w:proofErr w:type="spellEnd"/>
+            <w:r>
+              <w:t xml:space="preserve"> funkció</w:t>
+            </w:r>
+          </w:p>
+        </w:tc>
+        <w:tc>
+          <w:tcPr>
+            <w:tcW w:w="0" w:type="auto"/>
+            <w:vAlign w:val="center"/>
+            <w:hideMark/>
+          </w:tcPr>
+          <w:p>
+            <w:proofErr w:type="spellStart"/>
+            <w:r>
+              <w:t>Inspire</w:t>
+            </w:r>
+            <w:proofErr w:type="spellEnd"/>
+            <w:r>
+              <w:t>-hívással járó lezárásra készült; a jelenlegi kizárási funkcióhoz nem szükséges.</w:t>
+            </w:r>
+          </w:p>
+        </w:tc>
+      </w:tr>
+    </w:tbl>
+    <w:p/>
+    <w:p/>
+    <w:p/>
+    <w:p>
+      <w:r>
+        <w:t>ok-</w:t>
+      </w:r>
+      <w:r>
+        <w:tab/>
+      </w:r>
+      <w:r>
+        <w:t>ZPR_MASS / STOCK / ZCL_PR_LOG metódus.</w:t>
+      </w:r>
+    </w:p>
+    <w:p/>
+    <w:p/>
+    <w:p/>
+    <w:p/>
+    <w:p>
+      <w:r>
+        <w:lastRenderedPageBreak/>
+        <w:t xml:space="preserve">ha </w:t>
+      </w:r>
+      <w:proofErr w:type="spellStart"/>
+      <w:r>
+        <w:t>checkbox</w:t>
+      </w:r>
+      <w:proofErr w:type="spellEnd"/>
+      <w:r>
+        <w:t xml:space="preserve">, akkor ezeket az </w:t>
+      </w:r>
+      <w:proofErr w:type="spellStart"/>
+      <w:r>
+        <w:t>adatelemekt</w:t>
+      </w:r>
+      <w:proofErr w:type="spellEnd"/>
+      <w:r>
+        <w:t xml:space="preserve"> cserélni kell CHAR1-ről XFELD-re</w:t>
+      </w:r>
+    </w:p>
+    <w:tbl>
+      <w:tblPr>
+        <w:tblW w:w="0" w:type="auto"/>
+        <w:tblCellSpacing w:w="15" w:type="dxa"/>
+        <w:tblCellMar>
+          <w:top w:w="15" w:type="dxa"/>
+          <w:left w:w="15" w:type="dxa"/>
+          <w:bottom w:w="15" w:type="dxa"/>
+          <w:right w:w="15" w:type="dxa"/>
+        </w:tblCellMar>
+        <w:tblLook w:val="04A0" w:firstRow="1" w:lastRow="0" w:firstColumn="1" w:lastColumn="0" w:noHBand="0" w:noVBand="1"/>
+      </w:tblPr>
+      <w:tblGrid>
+        <w:gridCol w:w="1157"/>
+        <w:gridCol w:w="1916"/>
+        <w:gridCol w:w="1517"/>
+      </w:tblGrid>
+      <w:tr>
+        <w:trPr>
+          <w:tblHeader/>
+          <w:tblCellSpacing w:w="15" w:type="dxa"/>
+        </w:trPr>
+        <w:tc>
+          <w:tcPr>
+            <w:tcW w:w="0" w:type="auto"/>
+            <w:vAlign w:val="center"/>
+            <w:hideMark/>
+          </w:tcPr>
+          <w:p>
+            <w:pPr>
+              <w:rPr>
+                <w:b/>
+                <w:bCs/>
+              </w:rPr>
+            </w:pPr>
+            <w:r>
+              <w:rPr>
+                <w:b/>
+                <w:bCs/>
+              </w:rPr>
+              <w:t>Paraméter</w:t>
+            </w:r>
+          </w:p>
+        </w:tc>
+        <w:tc>
+          <w:tcPr>
+            <w:tcW w:w="0" w:type="auto"/>
+            <w:vAlign w:val="center"/>
+            <w:hideMark/>
+          </w:tcPr>
+          <w:p>
+            <w:pPr>
+              <w:rPr>
+                <w:b/>
+                <w:bCs/>
+              </w:rPr>
+            </w:pPr>
+            <w:r>
+              <w:rPr>
+                <w:b/>
+                <w:bCs/>
+              </w:rPr>
+              <w:t>Jelenlegi adatelem</w:t>
+            </w:r>
+          </w:p>
+        </w:tc>
+        <w:tc>
+          <w:tcPr>
+            <w:tcW w:w="0" w:type="auto"/>
+            <w:vAlign w:val="center"/>
+            <w:hideMark/>
+          </w:tcPr>
+          <w:p>
+            <w:pPr>
+              <w:rPr>
+                <w:b/>
+                <w:bCs/>
+              </w:rPr>
+            </w:pPr>
+            <w:r>
+              <w:rPr>
+                <w:b/>
+                <w:bCs/>
+              </w:rPr>
+              <w:t xml:space="preserve">Kívánt </w:t>
+            </w:r>
+            <w:proofErr w:type="spellStart"/>
+            <w:r>
+              <w:rPr>
+                <w:b/>
+                <w:bCs/>
+              </w:rPr>
+              <w:t>domain</w:t>
+            </w:r>
+            <w:proofErr w:type="spellEnd"/>
+          </w:p>
+        </w:tc>
+      </w:tr>
+      <w:tr>
+        <w:trPr>
+          <w:tblCellSpacing w:w="15" w:type="dxa"/>
+        </w:trPr>
+        <w:tc>
+          <w:tcPr>
+            <w:tcW w:w="0" w:type="auto"/>
+            <w:vAlign w:val="center"/>
+            <w:hideMark/>
+          </w:tcPr>
+          <w:p>
+            <w:r>
+              <w:t>CLOSED</w:t>
+            </w:r>
+          </w:p>
+        </w:tc>
+        <w:tc>
+          <w:tcPr>
+            <w:tcW w:w="0" w:type="auto"/>
+            <w:vAlign w:val="center"/>
+            <w:hideMark/>
+          </w:tcPr>
+          <w:p>
+            <w:r>
+              <w:t>ZPRD_CLOSED</w:t>
+            </w:r>
+          </w:p>
+        </w:tc>
+        <w:tc>
+          <w:tcPr>
+            <w:tcW w:w="0" w:type="auto"/>
+            <w:vAlign w:val="center"/>
+            <w:hideMark/>
+          </w:tcPr>
+          <w:p>
+            <w:r>
+              <w:t>XFELD</w:t>
+            </w:r>
+          </w:p>
+        </w:tc>
+      </w:tr>
+      <w:tr>
+        <w:trPr>
+          <w:tblCellSpacing w:w="15" w:type="dxa"/>
+        </w:trPr>
+        <w:tc>
+          <w:tcPr>
+            <w:tcW w:w="0" w:type="auto"/>
+            <w:vAlign w:val="center"/>
+            <w:hideMark/>
+          </w:tcPr>
+          <w:p>
+            <w:r>
+              <w:t>DCCOMPL</w:t>
+            </w:r>
+          </w:p>
+        </w:tc>
+        <w:tc>
+          <w:tcPr>
+            <w:tcW w:w="0" w:type="auto"/>
+            <w:vAlign w:val="center"/>
+            <w:hideMark/>
+          </w:tcPr>
+          <w:p>
+            <w:r>
+              <w:t>ZPRD_DCCOMPL</w:t>
+            </w:r>
+          </w:p>
+        </w:tc>
+        <w:tc>
+          <w:tcPr>
+            <w:tcW w:w="0" w:type="auto"/>
+            <w:vAlign w:val="center"/>
+            <w:hideMark/>
+          </w:tcPr>
+          <w:p>
+            <w:r>
+              <w:t>XFELD</w:t>
+            </w:r>
+          </w:p>
+        </w:tc>
+      </w:tr>
+      <w:tr>
+        <w:trPr>
+          <w:tblCellSpacing w:w="15" w:type="dxa"/>
+        </w:trPr>
+        <w:tc>
+          <w:tcPr>
+            <w:tcW w:w="0" w:type="auto"/>
+            <w:vAlign w:val="center"/>
+            <w:hideMark/>
+          </w:tcPr>
+          <w:p>
+            <w:r>
+              <w:t>QMCOMPL</w:t>
+            </w:r>
+          </w:p>
+        </w:tc>
+        <w:tc>
+          <w:tcPr>
+            <w:tcW w:w="0" w:type="auto"/>
+            <w:vAlign w:val="center"/>
+            <w:hideMark/>
+          </w:tcPr>
+          <w:p>
+            <w:r>
+              <w:t>ZPRD_QMCOMPL</w:t>
+            </w:r>
+          </w:p>
+        </w:tc>
+        <w:tc>
+          <w:tcPr>
+            <w:tcW w:w="0" w:type="auto"/>
+            <w:vAlign w:val="center"/>
+            <w:hideMark/>
+          </w:tcPr>
+          <w:p>
+            <w:r>
+              <w:t>XFELD</w:t>
+            </w:r>
+          </w:p>
+        </w:tc>
+      </w:tr>
+    </w:tbl>
+    <w:p>
+      <w:pPr>
+        <w:tabs>
+          <w:tab w:val="left" w:pos="1160"/>
+        </w:tabs>
+      </w:pPr>
+    </w:p>
+    <w:p>
+      <w:pPr>
+        <w:pBdr>
+          <w:bottom w:val="single" w:sz="6" w:space="1" w:color="auto"/>
+        </w:pBdr>
+        <w:tabs>
+          <w:tab w:val="left" w:pos="1160"/>
+        </w:tabs>
+      </w:pPr>
+    </w:p>
+    <w:p>
+      <w:pPr>
+        <w:tabs>
+          <w:tab w:val="left" w:pos="1160"/>
+        </w:tabs>
+      </w:pPr>
+      <w:r>
+        <w:drawing>
+          <wp:inline distT="0" distB="0" distL="0" distR="0" wp14:anchorId="642ADB3A" wp14:editId="07B6450F">
+            <wp:extent cx="1888006" cy="1851907"/>
+            <wp:effectExtent l="0" t="0" r="0" b="0"/>
+            <wp:docPr id="182439027" name="Kép 1"/>
+            <wp:cNvGraphicFramePr>
+              <a:graphicFrameLocks xmlns:a="http://schemas.openxmlformats.org/drawingml/2006/main" noChangeAspect="1"/>
+            </wp:cNvGraphicFramePr>
+            <a:graphic xmlns:a="http://schemas.openxmlformats.org/drawingml/2006/main">
+              <a:graphicData uri="http://schemas.openxmlformats.org/drawingml/2006/picture">
+                <pic:pic xmlns:pic="http://schemas.openxmlformats.org/drawingml/2006/picture">
+                  <pic:nvPicPr>
+                    <pic:cNvPr id="182439027" name=""/>
+                    <pic:cNvPicPr/>
+                  </pic:nvPicPr>
+                  <pic:blipFill>
+                    <a:blip r:embed="rId5"/>
+                    <a:stretch>
+                      <a:fillRect/>
+                    </a:stretch>
+                  </pic:blipFill>
+                  <pic:spPr>
+                    <a:xfrm>
+                      <a:off x="0" y="0"/>
+                      <a:ext cx="1894470" cy="1858248"/>
+                    </a:xfrm>
+                    <a:prstGeom prst="rect">
+                      <a:avLst/>
+                    </a:prstGeom>
+                  </pic:spPr>
+                </pic:pic>
+              </a:graphicData>
+            </a:graphic>
+          </wp:inline>
+        </w:drawing>
+      </w:r>
+    </w:p>
     <w:sectPr>
       <w:pgSz w:w="11900" w:h="16840"/>
       <w:pgMar w:top="1417" w:right="1417" w:bottom="1417" w:left="1417" w:header="708" w:footer="708" w:gutter="0"/>
@@ -958,6 +1855,119 @@
 <file path=word/numbering.xml><?xml version="1.0" encoding="utf-8"?>
 <w:numbering xmlns:wpc="http://schemas.microsoft.com/office/word/2010/wordprocessingCanvas" xmlns:cx="http://schemas.microsoft.com/office/drawing/2014/chartex" xmlns:cx1="http://schemas.microsoft.com/office/drawing/2015/9/8/chartex" xmlns:cx2="http://schemas.microsoft.com/office/drawing/2015/10/21/chartex" xmlns:cx3="http://schemas.microsoft.com/office/drawing/2016/5/9/chartex" xmlns:cx4="http://schemas.microsoft.com/office/drawing/2016/5/10/chartex" xmlns:cx5="http://schemas.microsoft.com/office/drawing/2016/5/11/chartex" xmlns:cx6="http://schemas.microsoft.com/office/drawing/2016/5/12/chartex" xmlns:cx7="http://schemas.microsoft.com/office/drawing/2016/5/13/chartex" xmlns:cx8="http://schemas.microsoft.com/office/drawing/2016/5/14/chartex" xmlns:mc="http://schemas.openxmlformats.org/markup-compatibility/2006" xmlns:aink="http://schemas.microsoft.com/office/drawing/2016/ink" xmlns:am3d="http://schemas.microsoft.com/office/drawing/2017/model3d" xmlns:o="urn:schemas-microsoft-com:office:office" xmlns:oel="http://schemas.microsoft.com/office/2019/extlst" xmlns:r="http://schemas.openxmlformats.org/officeDocument/2006/relationships" xmlns:m="http://schemas.openxmlformats.org/officeDocument/2006/math" xmlns:v="urn:schemas-microsoft-com:vml" xmlns:wp14="http://schemas.microsoft.com/office/word/2010/wordprocessingDrawing" xmlns:wp="http://schemas.openxmlformats.org/drawingml/2006/wordprocessingDrawing" xmlns:w10="urn:schemas-microsoft-com:office:word" xmlns:w="http://schemas.openxmlformats.org/wordprocessingml/2006/main" xmlns:w14="http://schemas.microsoft.com/office/word/2010/wordml" xmlns:w15="http://schemas.microsoft.com/office/word/2012/wordml" xmlns:w16cex="http://schemas.microsoft.com/office/word/2018/wordml/cex" xmlns:w16cid="http://schemas.microsoft.com/office/word/2016/wordml/cid" xmlns:w16="http://schemas.microsoft.com/office/word/2018/wordml" xmlns:w16du="http://schemas.microsoft.com/office/word/2023/wordml/word16du" xmlns:w16sdtdh="http://schemas.microsoft.com/office/word/2020/wordml/sdtdatahash" xmlns:w16sdtfl="http://schemas.microsoft.com/office/word/2024/wordml/sdtformatlock" xmlns:w16se="http://schemas.microsoft.com/office/word/2015/wordml/symex" xmlns:wpg="http://schemas.microsoft.com/office/word/2010/wordprocessingGroup" xmlns:wpi="http://schemas.microsoft.com/office/word/2010/wordprocessingInk" xmlns:wne="http://schemas.microsoft.com/office/word/2006/wordml" xmlns:wps="http://schemas.microsoft.com/office/word/2010/wordprocessingShape" mc:Ignorable="w14 w15 w16se w16cid w16 w16cex w16sdtdh w16sdtfl w16du wp14">
   <w:abstractNum w:abstractNumId="0" w15:restartNumberingAfterBreak="0">
+    <w:nsid w:val="1D725565"/>
+    <w:multiLevelType w:val="multilevel"/>
+    <w:tmpl w:val="9914421C"/>
+    <w:lvl w:ilvl="0">
+      <w:start w:val="1"/>
+      <w:numFmt w:val="decimal"/>
+      <w:lvlText w:val="%1."/>
+      <w:lvlJc w:val="left"/>
+      <w:pPr>
+        <w:tabs>
+          <w:tab w:val="num" w:pos="720"/>
+        </w:tabs>
+        <w:ind w:left="720" w:hanging="360"/>
+      </w:pPr>
+    </w:lvl>
+    <w:lvl w:ilvl="1">
+      <w:start w:val="1"/>
+      <w:numFmt w:val="decimal"/>
+      <w:lvlText w:val="%2."/>
+      <w:lvlJc w:val="left"/>
+      <w:pPr>
+        <w:tabs>
+          <w:tab w:val="num" w:pos="1440"/>
+        </w:tabs>
+        <w:ind w:left="1440" w:hanging="360"/>
+      </w:pPr>
+    </w:lvl>
+    <w:lvl w:ilvl="2">
+      <w:start w:val="1"/>
+      <w:numFmt w:val="decimal"/>
+      <w:lvlText w:val="%3."/>
+      <w:lvlJc w:val="left"/>
+      <w:pPr>
+        <w:tabs>
+          <w:tab w:val="num" w:pos="2160"/>
+        </w:tabs>
+        <w:ind w:left="2160" w:hanging="360"/>
+      </w:pPr>
+    </w:lvl>
+    <w:lvl w:ilvl="3">
+      <w:start w:val="1"/>
+      <w:numFmt w:val="decimal"/>
+      <w:lvlText w:val="%4."/>
+      <w:lvlJc w:val="left"/>
+      <w:pPr>
+        <w:tabs>
+          <w:tab w:val="num" w:pos="2880"/>
+        </w:tabs>
+        <w:ind w:left="2880" w:hanging="360"/>
+      </w:pPr>
+    </w:lvl>
+    <w:lvl w:ilvl="4">
+      <w:start w:val="1"/>
+      <w:numFmt w:val="decimal"/>
+      <w:lvlText w:val="%5."/>
+      <w:lvlJc w:val="left"/>
+      <w:pPr>
+        <w:tabs>
+          <w:tab w:val="num" w:pos="3600"/>
+        </w:tabs>
+        <w:ind w:left="3600" w:hanging="360"/>
+      </w:pPr>
+    </w:lvl>
+    <w:lvl w:ilvl="5">
+      <w:start w:val="1"/>
+      <w:numFmt w:val="decimal"/>
+      <w:lvlText w:val="%6."/>
+      <w:lvlJc w:val="left"/>
+      <w:pPr>
+        <w:tabs>
+          <w:tab w:val="num" w:pos="4320"/>
+        </w:tabs>
+        <w:ind w:left="4320" w:hanging="360"/>
+      </w:pPr>
+    </w:lvl>
+    <w:lvl w:ilvl="6">
+      <w:start w:val="1"/>
+      <w:numFmt w:val="decimal"/>
+      <w:lvlText w:val="%7."/>
+      <w:lvlJc w:val="left"/>
+      <w:pPr>
+        <w:tabs>
+          <w:tab w:val="num" w:pos="5040"/>
+        </w:tabs>
+        <w:ind w:left="5040" w:hanging="360"/>
+      </w:pPr>
+    </w:lvl>
+    <w:lvl w:ilvl="7">
+      <w:start w:val="1"/>
+      <w:numFmt w:val="decimal"/>
+      <w:lvlText w:val="%8."/>
+      <w:lvlJc w:val="left"/>
+      <w:pPr>
+        <w:tabs>
+          <w:tab w:val="num" w:pos="5760"/>
+        </w:tabs>
+        <w:ind w:left="5760" w:hanging="360"/>
+      </w:pPr>
+    </w:lvl>
+    <w:lvl w:ilvl="8">
+      <w:start w:val="1"/>
+      <w:numFmt w:val="decimal"/>
+      <w:lvlText w:val="%9."/>
+      <w:lvlJc w:val="left"/>
+      <w:pPr>
+        <w:tabs>
+          <w:tab w:val="num" w:pos="6480"/>
+        </w:tabs>
+        <w:ind w:left="6480" w:hanging="360"/>
+      </w:pPr>
+    </w:lvl>
+  </w:abstractNum>
+  <w:abstractNum w:abstractNumId="1" w15:restartNumberingAfterBreak="0">
     <w:nsid w:val="26012F0A"/>
     <w:multiLevelType w:val="multilevel"/>
     <w:tmpl w:val="8076CE16"/>
@@ -1070,7 +2080,7 @@
       </w:pPr>
     </w:lvl>
   </w:abstractNum>
-  <w:abstractNum w:abstractNumId="1" w15:restartNumberingAfterBreak="0">
+  <w:abstractNum w:abstractNumId="2" w15:restartNumberingAfterBreak="0">
     <w:nsid w:val="4A7102F9"/>
     <w:multiLevelType w:val="multilevel"/>
     <w:tmpl w:val="EC366F0E"/>
@@ -1183,7 +2193,7 @@
       </w:pPr>
     </w:lvl>
   </w:abstractNum>
-  <w:abstractNum w:abstractNumId="2" w15:restartNumberingAfterBreak="0">
+  <w:abstractNum w:abstractNumId="3" w15:restartNumberingAfterBreak="0">
     <w:nsid w:val="7151032B"/>
     <w:multiLevelType w:val="multilevel"/>
     <w:tmpl w:val="040E001D"/>
@@ -1270,13 +2280,43 @@
     </w:lvl>
   </w:abstractNum>
   <w:num w:numId="1" w16cid:durableId="1878811883">
+    <w:abstractNumId w:val="2"/>
+  </w:num>
+  <w:num w:numId="2" w16cid:durableId="1358462366">
+    <w:abstractNumId w:val="3"/>
+  </w:num>
+  <w:num w:numId="3" w16cid:durableId="1445154679">
     <w:abstractNumId w:val="1"/>
   </w:num>
-  <w:num w:numId="2" w16cid:durableId="1358462366">
-    <w:abstractNumId w:val="2"/>
-  </w:num>
-  <w:num w:numId="3" w16cid:durableId="1445154679">
+  <w:num w:numId="4" w16cid:durableId="156458780">
     <w:abstractNumId w:val="0"/>
+    <w:lvlOverride w:ilvl="0">
+      <w:startOverride w:val="1"/>
+    </w:lvlOverride>
+    <w:lvlOverride w:ilvl="1">
+      <w:startOverride w:val="1"/>
+    </w:lvlOverride>
+    <w:lvlOverride w:ilvl="2">
+      <w:startOverride w:val="1"/>
+    </w:lvlOverride>
+    <w:lvlOverride w:ilvl="3">
+      <w:startOverride w:val="1"/>
+    </w:lvlOverride>
+    <w:lvlOverride w:ilvl="4">
+      <w:startOverride w:val="1"/>
+    </w:lvlOverride>
+    <w:lvlOverride w:ilvl="5">
+      <w:startOverride w:val="1"/>
+    </w:lvlOverride>
+    <w:lvlOverride w:ilvl="6">
+      <w:startOverride w:val="1"/>
+    </w:lvlOverride>
+    <w:lvlOverride w:ilvl="7">
+      <w:startOverride w:val="1"/>
+    </w:lvlOverride>
+    <w:lvlOverride w:ilvl="8">
+      <w:startOverride w:val="1"/>
+    </w:lvlOverride>
   </w:num>
 </w:numbering>
 </file>
@@ -1877,7 +2917,6 @@
   <w:style w:type="character" w:default="1" w:styleId="Bekezdsalapbettpusa">
     <w:name w:val="Default Paragraph Font"/>
     <w:uiPriority w:val="1"/>
-    <w:semiHidden/>
     <w:unhideWhenUsed/>
   </w:style>
   <w:style w:type="table" w:default="1" w:styleId="Normltblzat">
